--- a/legislation/carnet/livret-professeur.docx
+++ b/legislation/carnet/livret-professeur.docx
@@ -126,7 +126,7 @@
           <w:sz w:val="26"/>
           <w:szCs w:val="26"/>
         </w:rPr>
-        <w:t xml:space="preserve">Vous entrez comme jeune technicien d'études chez Clim'Études Sud. D'abord on vous apprend à travailler en sécurité et à ne toucher qu'à ce que vous avez le droit de toucher ; puis on vous confie des dossiers de plus en plus complets, du fluide à l'enveloppe du bâtiment ; en fin d'année, vous défendez un dossier d'affaire complet devant le client — et vous savez ce que dit votre propre contrat.</w:t>
+        <w:t xml:space="preserve">Vous êtes jeune technicien d’études chez Clim’Études Sud. Vous traitez les missions, de la sécurité aux choix CVC, puis défendez un conseil réglementaire au client dans la mission finale.</w:t>
       </w:r>
     </w:p>
     <w:p>
@@ -151,7 +151,7 @@
           <w:sz w:val="26"/>
           <w:szCs w:val="26"/>
         </w:rPr>
-        <w:t xml:space="preserve">Un tampon par station : il se gagne en terminant la station avec au moins 3 bonnes réponses sur 4, puis se fait signer sur papier par le professeur après la mission. Une sous-ligne complète donne un certificat de branche (ex. « Certificat Électrique »). Les onze certificats forment le diplôme maison « Chargé d'affaires réglementaire » du carnet.</w:t>
+        <w:t xml:space="preserve">Le quiz réussi (au moins 3/4) donne un badge de connaissances. Le professeur signe la mission après examen de la production et justification individuelle. Les certificats de branche sont des repères pédagogiques internes. Ils ne constituent ni un diplôme reconnu, ni une habilitation, ni une validation complète des compétences du TP.</w:t>
       </w:r>
     </w:p>
     <w:p>
@@ -195,7 +195,7 @@
           <w:sz w:val="26"/>
           <w:szCs w:val="26"/>
         </w:rPr>
-        <w:t xml:space="preserve">L’étudiant scanne le QR de la première page de sa mission et fait la station en entier (environ 25 à 35 minutes).</w:t>
+        <w:t xml:space="preserve">L’étudiant scanne le QR de la première page de sa mission et fait la station en entier (durée indicative : cours puis travail écrit, à adapter).</w:t>
       </w:r>
     </w:p>
     <w:p>
@@ -221,7 +221,7 @@
           <w:sz w:val="26"/>
           <w:szCs w:val="26"/>
         </w:rPr>
-        <w:t xml:space="preserve">Il remplit sa feuille : la pièce à produire sur le recto ; les quatre questions et le défi sur le verso. Chaque question renvoie à un écran de la station : c’est là qu’on le renvoie s’il n’a pas trouvé.</w:t>
+        <w:t xml:space="preserve">Il remplit sa feuille : la pièce à produire sur le recto ; les quatre questions et le défi sur le verso. En P1–P2, les questions indiquent un écran ; en P3–P5, l’étudiant retrouve la source. Le corrigé conserve les repères pour une aide ponctuelle.</w:t>
       </w:r>
     </w:p>
     <w:p>
@@ -299,7 +299,7 @@
           <w:sz w:val="26"/>
           <w:szCs w:val="26"/>
         </w:rPr>
-        <w:t xml:space="preserve">Une branche terminée donne un certificat ; les 11 certificats donnent le diplôme maison « Chargé d’affaires réglementaire ».</w:t>
+        <w:t xml:space="preserve">Une branche terminée donne un certificat ; les 11 certificats donnent le parcours interne « Chargé d’affaires réglementaire ».</w:t>
       </w:r>
     </w:p>
     <w:p>
@@ -642,7 +642,7 @@
                 <w:sz w:val="26"/>
                 <w:szCs w:val="26"/>
               </w:rPr>
-              <w:t xml:space="preserve">Moins de 3 bonnes réponses sur 4, ou pièce absente ou hors sujet : la notion est à reprendre avec le professeur.</w:t>
+              <w:t xml:space="preserve">Pièce absente, hors sujet ou raisonnement non maîtrisé malgré l’aide : reprendre les notions et la méthode.</w:t>
             </w:r>
           </w:p>
         </w:tc>
@@ -745,7 +745,7 @@
                 <w:sz w:val="26"/>
                 <w:szCs w:val="26"/>
               </w:rPr>
-              <w:t xml:space="preserve">Tampon obtenu, mais pièce incomplète ou reprise nécessaire après remarque du professeur.</w:t>
+              <w:t xml:space="preserve">Production partielle ; données, source ou justification à reprendre avec une aide identifiée.</w:t>
             </w:r>
           </w:p>
         </w:tc>
@@ -848,7 +848,7 @@
                 <w:sz w:val="26"/>
                 <w:szCs w:val="26"/>
               </w:rPr>
-              <w:t xml:space="preserve">Tampon obtenu, pièce complète et juste, défi réussi.</w:t>
+              <w:t xml:space="preserve">Pièce cohérente, source vérifiée, calcul ou raisonnement juste et justification individuelle sans aide décisive.</w:t>
             </w:r>
           </w:p>
         </w:tc>
@@ -951,7 +951,7 @@
                 <w:sz w:val="26"/>
                 <w:szCs w:val="26"/>
               </w:rPr>
-              <w:t xml:space="preserve">Tout du premier coup, et l’étudiant justifie chaque réponse en citant le texte ou l’écran de la station.</w:t>
+              <w:t xml:space="preserve">Production autonome et argumentée ; l’étudiant vérifie les limites et adapte sa décision à une donnée nouvelle.</w:t>
             </w:r>
           </w:p>
         </w:tc>
@@ -969,6 +969,352 @@
           <w:szCs w:val="26"/>
         </w:rPr>
         <w:t xml:space="preserve">Les critères portent sur ce qui s’observe dans la pièce et sur la station. Ils ne se convertissent pas en note sur 20.</w:t>
+      </w:r>
+    </w:p>
+    <w:p>
+      <w:pPr>
+        <w:keepNext/>
+        <w:pageBreakBefore/>
+        <w:spacing w:after="60" w:before="160"/>
+      </w:pPr>
+      <w:r>
+        <w:rPr>
+          <w:rFonts w:ascii="Trebuchet MS" w:cs="Trebuchet MS" w:eastAsia="Trebuchet MS" w:hAnsi="Trebuchet MS"/>
+          <w:b/>
+          <w:bCs/>
+          <w:color w:val="1B3A63"/>
+          <w:sz w:val="34"/>
+          <w:szCs w:val="34"/>
+        </w:rPr>
+        <w:t xml:space="preserve">Du cours à une décision professionnelle</w:t>
+      </w:r>
+    </w:p>
+    <w:p>
+      <w:pPr>
+        <w:keepNext/>
+        <w:spacing w:after="30" w:before="80"/>
+      </w:pPr>
+      <w:r>
+        <w:rPr>
+          <w:rFonts w:ascii="Calibri" w:cs="Calibri" w:eastAsia="Calibri" w:hAnsi="Calibri"/>
+          <w:b/>
+          <w:bCs/>
+          <w:color w:val="1B3A63"/>
+          <w:sz w:val="28"/>
+          <w:szCs w:val="28"/>
+        </w:rPr>
+        <w:t xml:space="preserve">D’où vient la situation ?</w:t>
+      </w:r>
+    </w:p>
+    <w:p>
+      <w:pPr>
+        <w:spacing w:after="50" w:line="250"/>
+      </w:pPr>
+      <w:r>
+        <w:rPr>
+          <w:rFonts w:ascii="Calibri" w:cs="Calibri" w:eastAsia="Calibri" w:hAnsi="Calibri"/>
+          <w:color w:val="10233C"/>
+          <w:sz w:val="26"/>
+          <w:szCs w:val="26"/>
+        </w:rPr>
+        <w:t xml:space="preserve">Le carnet fournit une commande fictive. Le QR ouvre le cours associé. Une mission peut rester une analyse qualitative. Si elle demande une fiche machine, un plan, un CCTP ou un relevé absent, le formateur le fournit avant l’activité, ou fait identifier les informations manquantes. On n’invente pas une donnée réelle.</w:t>
+      </w:r>
+    </w:p>
+    <w:p>
+      <w:pPr>
+        <w:keepNext/>
+        <w:spacing w:after="30" w:before="80"/>
+      </w:pPr>
+      <w:r>
+        <w:rPr>
+          <w:rFonts w:ascii="Calibri" w:cs="Calibri" w:eastAsia="Calibri" w:hAnsi="Calibri"/>
+          <w:b/>
+          <w:bCs/>
+          <w:color w:val="1B3A63"/>
+          <w:sz w:val="28"/>
+          <w:szCs w:val="28"/>
+        </w:rPr>
+        <w:t xml:space="preserve">Avec un sujet de BTS ou un chantier d’alternant</w:t>
+      </w:r>
+    </w:p>
+    <w:p>
+      <w:pPr>
+        <w:spacing w:after="50" w:line="250"/>
+      </w:pPr>
+      <w:r>
+        <w:rPr>
+          <w:rFonts w:ascii="Calibri" w:cs="Calibri" w:eastAsia="Calibri" w:hAnsi="Calibri"/>
+          <w:color w:val="10233C"/>
+          <w:sz w:val="26"/>
+          <w:szCs w:val="26"/>
+        </w:rPr>
+        <w:t xml:space="preserve">Conserver l’objectif de la mission et joindre les seules annexes utiles, avec leur origine et leur date. Pour une entreprise : autorisation, anonymisation et retrait des données sensibles. Pour un sujet de BTS : vérifier l’adéquation au TP TECVC. Un corrigé ne fait pas partie du dossier élève.</w:t>
+      </w:r>
+    </w:p>
+    <w:p>
+      <w:pPr>
+        <w:keepNext/>
+        <w:spacing w:after="30" w:before="80"/>
+      </w:pPr>
+      <w:r>
+        <w:rPr>
+          <w:rFonts w:ascii="Calibri" w:cs="Calibri" w:eastAsia="Calibri" w:hAnsi="Calibri"/>
+          <w:b/>
+          <w:bCs/>
+          <w:color w:val="1B3A63"/>
+          <w:sz w:val="28"/>
+          <w:szCs w:val="28"/>
+        </w:rPr>
+        <w:t xml:space="preserve">Une aide qui diminue</w:t>
+      </w:r>
+    </w:p>
+    <w:p>
+      <w:pPr>
+        <w:spacing w:after="50" w:line="250"/>
+      </w:pPr>
+      <w:r>
+        <w:rPr>
+          <w:rFonts w:ascii="Calibri" w:cs="Calibri" w:eastAsia="Calibri" w:hAnsi="Calibri"/>
+          <w:color w:val="10233C"/>
+          <w:sz w:val="26"/>
+          <w:szCs w:val="26"/>
+        </w:rPr>
+        <w:t xml:space="preserve">P1–P2 : les questions indiquent l’écran utile. P3–P5 : chercher soi-même dans le cours ; demander l’indice au professeur si nécessaire. Terminer chaque mission par une justification individuelle, sans le cours, puis expliquer ce qui changerait si une donnée du cas changeait.</w:t>
+      </w:r>
+    </w:p>
+    <w:p>
+      <w:pPr>
+        <w:keepNext/>
+        <w:spacing w:after="30" w:before="80"/>
+      </w:pPr>
+      <w:r>
+        <w:rPr>
+          <w:rFonts w:ascii="Calibri" w:cs="Calibri" w:eastAsia="Calibri" w:hAnsi="Calibri"/>
+          <w:b/>
+          <w:bCs/>
+          <w:color w:val="1B3A63"/>
+          <w:sz w:val="28"/>
+          <w:szCs w:val="28"/>
+        </w:rPr>
+        <w:t xml:space="preserve">Ce qui est évalué</w:t>
+      </w:r>
+    </w:p>
+    <w:p>
+      <w:pPr>
+        <w:spacing w:after="50" w:line="250"/>
+      </w:pPr>
+      <w:r>
+        <w:rPr>
+          <w:rFonts w:ascii="Calibri" w:cs="Calibri" w:eastAsia="Calibri" w:hAnsi="Calibri"/>
+          <w:color w:val="10233C"/>
+          <w:sz w:val="26"/>
+          <w:szCs w:val="26"/>
+        </w:rPr>
+        <w:t xml:space="preserve">Quatre critères : données et limites identifiées ; source pertinente et datée ; raisonnement ou calcul vérifiable ; décision expliquée au client. Le quiz contrôle des connaissances. Le professeur apprécie séparément la production et l’autonomie avec les niveaux 0 à 4. Les badges internes ne délivrent ni diplôme ni habilitation.</w:t>
+      </w:r>
+    </w:p>
+    <w:p>
+      <w:pPr>
+        <w:keepNext/>
+        <w:spacing w:after="30" w:before="80"/>
+      </w:pPr>
+      <w:r>
+        <w:rPr>
+          <w:rFonts w:ascii="Calibri" w:cs="Calibri" w:eastAsia="Calibri" w:hAnsi="Calibri"/>
+          <w:b/>
+          <w:bCs/>
+          <w:color w:val="1B3A63"/>
+          <w:sz w:val="28"/>
+          <w:szCs w:val="28"/>
+        </w:rPr>
+        <w:t xml:space="preserve">Temps et trace</w:t>
+      </w:r>
+    </w:p>
+    <w:p>
+      <w:pPr>
+        <w:spacing w:after="50" w:line="250"/>
+      </w:pPr>
+      <w:r>
+        <w:rPr>
+          <w:rFonts w:ascii="Calibri" w:cs="Calibri" w:eastAsia="Calibri" w:hAnsi="Calibri"/>
+          <w:color w:val="10233C"/>
+          <w:sz w:val="26"/>
+          <w:szCs w:val="26"/>
+        </w:rPr>
+        <w:t xml:space="preserve">Les durées des missions sont des estimations de travail guidé, pas une mesure du temps nécessaire à la maîtrise. Ajouter la recherche documentaire, la correction et l’oral. Rendre les pièces longues sur une feuille jointe : les lignes du carnet servent aussi de brouillon.</w:t>
+      </w:r>
+    </w:p>
+    <w:p>
+      <w:pPr>
+        <w:keepNext/>
+        <w:pageBreakBefore/>
+        <w:spacing w:after="60" w:before="160"/>
+      </w:pPr>
+      <w:r>
+        <w:rPr>
+          <w:rFonts w:ascii="Trebuchet MS" w:cs="Trebuchet MS" w:eastAsia="Trebuchet MS" w:hAnsi="Trebuchet MS"/>
+          <w:b/>
+          <w:bCs/>
+          <w:color w:val="1B3A63"/>
+          <w:sz w:val="34"/>
+          <w:szCs w:val="34"/>
+        </w:rPr>
+        <w:t xml:space="preserve">Mission finale : défendre un conseil au client</w:t>
+      </w:r>
+    </w:p>
+    <w:p>
+      <w:pPr>
+        <w:keepNext/>
+        <w:spacing w:after="30" w:before="80"/>
+      </w:pPr>
+      <w:r>
+        <w:rPr>
+          <w:rFonts w:ascii="Calibri" w:cs="Calibri" w:eastAsia="Calibri" w:hAnsi="Calibri"/>
+          <w:b/>
+          <w:bCs/>
+          <w:color w:val="1B3A63"/>
+          <w:sz w:val="28"/>
+          <w:szCs w:val="28"/>
+        </w:rPr>
+        <w:t xml:space="preserve">La commande et les ressources</w:t>
+      </w:r>
+    </w:p>
+    <w:p>
+      <w:pPr>
+        <w:spacing w:after="50" w:line="250"/>
+      </w:pPr>
+      <w:r>
+        <w:rPr>
+          <w:rFonts w:ascii="Calibri" w:cs="Calibri" w:eastAsia="Calibri" w:hAnsi="Calibri"/>
+          <w:color w:val="10233C"/>
+          <w:sz w:val="26"/>
+          <w:szCs w:val="26"/>
+        </w:rPr>
+        <w:t xml:space="preserve">Reprendre le cas fictif PAC chez le voisin, avec ses deux implantations et ses données de calcul. Le propriétaire demande une recommandation compréhensible, les points à vérifier avant travaux et les limites de l’étude. Utiliser le carnet, les cours et leurs sources. Ce dossier réglementaire ne remplace pas le dimensionnement complet d’une installation.</w:t>
+      </w:r>
+    </w:p>
+    <w:p>
+      <w:pPr>
+        <w:keepNext/>
+        <w:spacing w:after="30" w:before="80"/>
+      </w:pPr>
+      <w:r>
+        <w:rPr>
+          <w:rFonts w:ascii="Calibri" w:cs="Calibri" w:eastAsia="Calibri" w:hAnsi="Calibri"/>
+          <w:b/>
+          <w:bCs/>
+          <w:color w:val="1B3A63"/>
+          <w:sz w:val="28"/>
+          <w:szCs w:val="28"/>
+        </w:rPr>
+        <w:t xml:space="preserve">Le travail demandé</w:t>
+      </w:r>
+    </w:p>
+    <w:p>
+      <w:pPr>
+        <w:spacing w:after="50" w:line="250"/>
+      </w:pPr>
+      <w:r>
+        <w:rPr>
+          <w:rFonts w:ascii="Calibri" w:cs="Calibri" w:eastAsia="Calibri" w:hAnsi="Calibri"/>
+          <w:color w:val="10233C"/>
+          <w:sz w:val="26"/>
+          <w:szCs w:val="26"/>
+        </w:rPr>
+        <w:t xml:space="preserve">Préparer individuellement trois pages maximum : 1) schéma d’implantation des deux options et hypothèses ; 2) comparaison acoustique chiffrée et conseil argumenté ; 3) vérifications à effectuer pour les intervenants, le fluide, les déchets et les formalités. Distinguer faits disponibles, hypothèses et pièces à demander. Ne pas appliquer automatiquement la RE2020 à ce remplacement dans l’existant.</w:t>
+      </w:r>
+    </w:p>
+    <w:p>
+      <w:pPr>
+        <w:keepNext/>
+        <w:spacing w:after="30" w:before="80"/>
+      </w:pPr>
+      <w:r>
+        <w:rPr>
+          <w:rFonts w:ascii="Calibri" w:cs="Calibri" w:eastAsia="Calibri" w:hAnsi="Calibri"/>
+          <w:b/>
+          <w:bCs/>
+          <w:color w:val="1B3A63"/>
+          <w:sz w:val="28"/>
+          <w:szCs w:val="28"/>
+        </w:rPr>
+        <w:t xml:space="preserve">Le déroulement</w:t>
+      </w:r>
+    </w:p>
+    <w:p>
+      <w:pPr>
+        <w:spacing w:after="50" w:line="250"/>
+      </w:pPr>
+      <w:r>
+        <w:rPr>
+          <w:rFonts w:ascii="Calibri" w:cs="Calibri" w:eastAsia="Calibri" w:hAnsi="Calibri"/>
+          <w:color w:val="10233C"/>
+          <w:sz w:val="26"/>
+          <w:szCs w:val="26"/>
+        </w:rPr>
+        <w:t xml:space="preserve">Prévoir deux heures de préparation après les missions utiles, puis cinq minutes de présentation et cinq minutes d’échange par élève. Le formateur peut adapter cette durée. Pendant l’oral, il change une donnée du cas : l’élève explique ce qu’il faut recalculer ou revérifier, sans recevoir la solution.</w:t>
+      </w:r>
+    </w:p>
+    <w:p>
+      <w:pPr>
+        <w:keepNext/>
+        <w:spacing w:after="30" w:before="80"/>
+      </w:pPr>
+      <w:r>
+        <w:rPr>
+          <w:rFonts w:ascii="Calibri" w:cs="Calibri" w:eastAsia="Calibri" w:hAnsi="Calibri"/>
+          <w:b/>
+          <w:bCs/>
+          <w:color w:val="1B3A63"/>
+          <w:sz w:val="28"/>
+          <w:szCs w:val="28"/>
+        </w:rPr>
+        <w:t xml:space="preserve">Les critères de réussite</w:t>
+      </w:r>
+    </w:p>
+    <w:p>
+      <w:pPr>
+        <w:spacing w:after="50" w:line="250"/>
+      </w:pPr>
+      <w:r>
+        <w:rPr>
+          <w:rFonts w:ascii="Calibri" w:cs="Calibri" w:eastAsia="Calibri" w:hAnsi="Calibri"/>
+          <w:color w:val="10233C"/>
+          <w:sz w:val="26"/>
+          <w:szCs w:val="26"/>
+        </w:rPr>
+        <w:t xml:space="preserve">Identifier Lw et Lp, montrer la comparaison des implantations et le calcul logarithmique, ne pas transformer une estimation en garantie réglementaire, proposer les vérifications pertinentes et répondre au changement de donnée. Positionner chacun des quatre critères de la page précédente de 0 à 4 ; garder la preuve individuelle et les aides reçues.</w:t>
+      </w:r>
+    </w:p>
+    <w:p>
+      <w:pPr>
+        <w:keepNext/>
+        <w:spacing w:after="30" w:before="80"/>
+      </w:pPr>
+      <w:r>
+        <w:rPr>
+          <w:rFonts w:ascii="Calibri" w:cs="Calibri" w:eastAsia="Calibri" w:hAnsi="Calibri"/>
+          <w:b/>
+          <w:bCs/>
+          <w:color w:val="1B3A63"/>
+          <w:sz w:val="28"/>
+          <w:szCs w:val="28"/>
+        </w:rPr>
+        <w:t xml:space="preserve">Le lien avec le TP TECVC</w:t>
+      </w:r>
+    </w:p>
+    <w:p>
+      <w:pPr>
+        <w:spacing w:after="50" w:line="250"/>
+      </w:pPr>
+      <w:r>
+        <w:rPr>
+          <w:rFonts w:ascii="Calibri" w:cs="Calibri" w:eastAsia="Calibri" w:hAnsi="Calibri"/>
+          <w:color w:val="10233C"/>
+          <w:sz w:val="26"/>
+          <w:szCs w:val="26"/>
+        </w:rPr>
+        <w:t xml:space="preserve">Cette activité apporte des éléments sur l’implantation et la justification de choix CVC. Une simple note réglementaire ne prouve pas à elle seule la maîtrise complète des CP du référentiel. Le professeur croise ces observations avec les études techniques et les autres évaluations de la formation.</w:t>
       </w:r>
     </w:p>
     <w:p>
@@ -7460,7 +7806,7 @@
           <w:sz w:val="26"/>
           <w:szCs w:val="26"/>
         </w:rPr>
-        <w:t xml:space="preserve">3. Que compare un dispositif différentiel, et quelle sensibilité retient-on pour protéger les personnes ? Citez deux cas où l'INRS la rend obligatoire. </w:t>
+        <w:t xml:space="preserve">3. Que compare un dispositif différentiel, et quelle sensibilité retient-on pour protéger les personnes ? Citez deux cas d’obligation présentés dans la documentation INRS. </w:t>
       </w:r>
       <w:r>
         <w:rPr>
@@ -8435,7 +8781,7 @@
           <w:sz w:val="26"/>
           <w:szCs w:val="26"/>
         </w:rPr>
-        <w:t xml:space="preserve">1 → B0 ; 2 → BS ; 3 → BR (avec un exécutant B1 au plus) ; 4 → BC ; 5 → aucune habilitation (utilisation normale d'un appareil).</w:t>
+        <w:t xml:space="preserve">1 → B0, dans les limites du titre et de la zone simple ; jamais B0V ; 2 → BS ; 3 → BR (avec un exécutant B1 au plus) ; 4 → BC ; 5 → aucune habilitation (utilisation normale d'un appareil).</w:t>
       </w:r>
     </w:p>
     <w:tbl>
@@ -11482,7 +11828,7 @@
           <w:sz w:val="26"/>
           <w:szCs w:val="26"/>
         </w:rPr>
-        <w:t xml:space="preserve">3. Écrivez la formule qui convertit une charge en tonnes équivalent CO₂. Pourquoi est-ce cette valeur, et non le poids, qui compte ? </w:t>
+        <w:t xml:space="preserve">3. Comment convertir une charge de HFC en tonnes équivalent CO₂ ? Cela suffit-il à déterminer les contrôles ? </w:t>
       </w:r>
       <w:r>
         <w:rPr>
@@ -11500,7 +11846,7 @@
           <w:sz w:val="26"/>
           <w:szCs w:val="26"/>
         </w:rPr>
-        <w:t xml:space="preserve">Tonnes éq. CO₂ = charge (kg) × PRP ÷ 1000. C'est cette valeur qui déclenche les obligations : deux installations de même charge n'ont pas les mêmes obligations si les fluides diffèrent.</w:t>
+        <w:t xml:space="preserve">Charge en kg × PRP ÷ 1000. Comparer ensuite aux seuils et vérifier type d’équipement, exemptions et détection. Certains gaz de l’annexe II sont soumis à des seuils en kg.</w:t>
       </w:r>
     </w:p>
     <w:p>
@@ -11560,7 +11906,7 @@
           <w:sz w:val="26"/>
           <w:szCs w:val="26"/>
         </w:rPr>
-        <w:t xml:space="preserve">R-410A : 12 × 2088 ÷ 1000 = 25,056, soit environ 25,1 t éq. CO₂. R-32 : 12 × 675 ÷ 1000 = 8,1 t éq. CO₂. À charge égale, le R-410A pèse un peu plus de trois fois plus en équivalent CO₂ : c'est cette valeur, jamais le poids seul, qui déclenche les obligations.</w:t>
+        <w:t xml:space="preserve">R-410A : 25,056 t éq. CO₂ ; R-32 : 8,1 t éq. CO₂. Les deux sont dans la même tranche : contrôle au moins tous les 12 mois dans les conditions données. Un PRP supérieur n’entraîne pas automatiquement une fréquence supérieure.</w:t>
       </w:r>
     </w:p>
     <w:tbl>
@@ -14284,7 +14630,7 @@
           <w:sz w:val="26"/>
           <w:szCs w:val="26"/>
         </w:rPr>
-        <w:t xml:space="preserve">Elle sert de référence pour le classement en catégorie de l'équipement (avec le volume ou le diamètre et la dangerosité du fluide) et pour le tarage des accessoires de sécurité, qui doivent intervenir avant que la pression ne dépasse la PS.</w:t>
+        <w:t xml:space="preserve">La PS est une donnée de conception utilisée pour classer et définir les protections, avec les autres caractéristiques. Les réglages relèvent de la documentation et des prescriptions applicables.</w:t>
       </w:r>
     </w:p>
     <w:p>
@@ -14309,7 +14655,7 @@
           <w:sz w:val="26"/>
           <w:szCs w:val="26"/>
         </w:rPr>
-        <w:t xml:space="preserve">1 vrai ; 2 faux (réservoir, séparateur d'huile, condenseur côté haute pression et tuyauterie sont aussi concernés au-delà du seuil) ; 3 vrai (on retient le principe, la plaque et le texte en vigueur tranchent cas par cas) ; 4 faux (ils accompagnent l'équipement conforme, ils ne sont pas optionnels).</w:t>
+        <w:t xml:space="preserve">1 vrai. 2 faux : examiner les équipements fixes ; une bouteille transportable relève d’un régime spécifique. 3 vrai : champ puis catégorie. 4 faux : les règles de l’art n’entraînent pas le CE au titre de la DESP.</w:t>
       </w:r>
     </w:p>
     <w:tbl>
@@ -14569,7 +14915,7 @@
           <w:sz w:val="26"/>
           <w:szCs w:val="26"/>
         </w:rPr>
-        <w:t xml:space="preserve">Pas forcément : le fluide fait partie du classement. Avec un fluide du groupe 1 (inflammable ou toxique), le même réservoir peut basculer dans une catégorie plus haute. Le fluide change la catégorie, pas seulement le contenant.</w:t>
+        <w:t xml:space="preserve">Pas forcément. Le groupe CLP, l’état du fluide, la famille d’équipement et les caractéristiques de conception déterminent le tableau applicable. Un changement de fluide exige une étude, pas une simple modification de plaque.</w:t>
       </w:r>
     </w:p>
     <w:p>
@@ -17227,7 +17573,7 @@
           <w:sz w:val="26"/>
           <w:szCs w:val="26"/>
         </w:rPr>
-        <w:t xml:space="preserve">Le choc pétrolier de 1974. Le problème était d'abord économique et d'indépendance énergétique (approvisionnement en énergie devenu incertain et coûteux), pas d'abord écologique.</w:t>
+        <w:t xml:space="preserve">Le choc pétrolier de 1973 précède la première RT de 1974 : économie et indépendance énergétique.</w:t>
       </w:r>
     </w:p>
     <w:p>
@@ -17244,7 +17590,7 @@
           <w:sz w:val="26"/>
           <w:szCs w:val="26"/>
         </w:rPr>
-        <w:t xml:space="preserve">2. Quels sont les deux volets que la RT2012 ne mesurait pas et que la RE2020 fait entrer dans le contrôle ? </w:t>
+        <w:t xml:space="preserve">2. Quels indicateurs existaient dans la RT2012 ? Qu’apporte la RE2020 au carbone et au confort d’été ? </w:t>
       </w:r>
       <w:r>
         <w:rPr>
@@ -17262,7 +17608,7 @@
           <w:sz w:val="26"/>
           <w:szCs w:val="26"/>
         </w:rPr>
-        <w:t xml:space="preserve">L'impact carbone (matériaux et énergie sur tout le cycle de vie) et le confort d'été. La RT2012 ne mesurait que la consommation d'énergie du bâtiment neuf.</w:t>
+        <w:t xml:space="preserve">RT2012 : Bbio, Cep, Tic selon le bâtiment. RE2020 : notamment Ic énergie, Ic construction, Cep,nr et DH. DH remplace Tic ; le confort d’été existait déjà.</w:t>
       </w:r>
     </w:p>
     <w:p>
@@ -17297,7 +17643,7 @@
           <w:sz w:val="26"/>
           <w:szCs w:val="26"/>
         </w:rPr>
-        <w:t xml:space="preserve">La RE2020 remplace la RT2012 pour le neuf. Il faut retenir le mécanisme (un nouveau texte remplace l'ancien) ; la date de bascule et les valeurs se vérifient sur le texte en vigueur au moment du dossier.</w:t>
+        <w:t xml:space="preserve">La RE2020 succède progressivement à la RT2012. Vérifier l’usage, le lieu, la date et les dispositions particulières avant de choisir le texte.</w:t>
       </w:r>
     </w:p>
     <w:p>
@@ -17357,7 +17703,7 @@
           <w:sz w:val="26"/>
           <w:szCs w:val="26"/>
         </w:rPr>
-        <w:t xml:space="preserve">Phrase 3 exacte. Phrase 1 fausse : la crise pétrolière de 1974 est un problème d'indépendance énergétique avant d'être un problème de climat. Phrase 2 fausse : la RT2012 ne mesurait que la consommation d'énergie. Phrase 4 fausse : les seuils changent, on vérifie le texte en vigueur au moment du chantier.</w:t>
+        <w:t xml:space="preserve">Phrase 3 exacte. 1 : première RT en 1974 après le choc pétrolier de 1973, avec un objectif énergétique. 2 : RT2012 = Bbio, Cep, Tic, sans indicateurs carbone. 4 : vérifier le texte et le champ applicables au dossier.</w:t>
       </w:r>
     </w:p>
     <w:tbl>
@@ -17438,7 +17784,21 @@
                 <w:sz w:val="26"/>
                 <w:szCs w:val="26"/>
               </w:rPr>
-              <w:t xml:space="preserve">• Aucun point à sourcer signalé dans la fiche de fabrication. La relecture métier des stations reste à faire.</w:t>
+              <w:t xml:space="preserve">• Vérifier le champ applicable au lieu, à l’usage et à la date du dossier.</w:t>
+            </w:r>
+          </w:p>
+          <w:p>
+            <w:pPr>
+              <w:spacing w:after="50" w:line="250"/>
+            </w:pPr>
+            <w:r>
+              <w:rPr>
+                <w:rFonts w:ascii="Calibri" w:cs="Calibri" w:eastAsia="Calibri" w:hAnsi="Calibri"/>
+                <w:color w:val="10233C"/>
+                <w:sz w:val="26"/>
+                <w:szCs w:val="26"/>
+              </w:rPr>
+              <w:t xml:space="preserve">• Les seuils modulés et la méthode détaillée ne sont pas enseignés dans cette initiation ; joindre une étude réelle avant tout contrôle chiffré.</w:t>
             </w:r>
           </w:p>
         </w:tc>
@@ -17477,7 +17837,7 @@
           <w:sz w:val="26"/>
           <w:szCs w:val="26"/>
         </w:rPr>
-        <w:t xml:space="preserve">25 min · Trois seuils, trois contrôles · TP TECVC : CP5 · CP6</w:t>
+        <w:t xml:space="preserve">25 min · Six indicateurs, sans compensation · TP TECVC : CP5 · CP6</w:t>
       </w:r>
     </w:p>
     <w:p>
@@ -17529,7 +17889,7 @@
           <w:sz w:val="26"/>
           <w:szCs w:val="26"/>
         </w:rPr>
-        <w:t xml:space="preserve">2. Quels usages le Cep additionne-t-il ? </w:t>
+        <w:t xml:space="preserve">2. Distinguez Cep et Cep,nr. Leur périmètre couvre-t-il toute la facture électrique ? </w:t>
       </w:r>
       <w:r>
         <w:rPr>
@@ -17547,7 +17907,7 @@
           <w:sz w:val="26"/>
           <w:szCs w:val="26"/>
         </w:rPr>
-        <w:t xml:space="preserve">Tous les usages d'énergie du bâtiment : chauffage, refroidissement, eau chaude sanitaire, éclairage et auxiliaires. C'est l'héritier de ce que mesurait la RT2012, mais il ne travaille plus seul.</w:t>
+        <w:t xml:space="preserve">Cep : énergie primaire totale ; Cep,nr : part non renouvelable. Ils portent sur les usages réglementaires, pas sur toute la facture du bâtiment.</w:t>
       </w:r>
     </w:p>
     <w:p>
@@ -17617,7 +17977,7 @@
           <w:sz w:val="26"/>
           <w:szCs w:val="26"/>
         </w:rPr>
-        <w:t xml:space="preserve">L'IC compte l'impact carbone de l'énergie utilisée sur toute la durée de vie : une énergie carbonée pèse plus lourd. Le choix change donc directement le résultat sur l'IC et la capacité du projet à passer sous son seuil.</w:t>
+        <w:t xml:space="preserve">Le changement agit sur les consommations et Ic énergie ; les équipements contribuent aussi à Ic construction. La PAC ne garantit pas à elle seule le respect des six exigences.</w:t>
       </w:r>
     </w:p>
     <w:p>
@@ -17642,7 +18002,7 @@
           <w:sz w:val="26"/>
           <w:szCs w:val="26"/>
         </w:rPr>
-        <w:t xml:space="preserve">1 → Bbio (qualité du bâti, indépendante des équipements) ; 2 → IC (l'analyse de cycle de vie compte la fabrication des matériaux) ; 3 → Cep (somme de tous les usages d'énergie).</w:t>
+        <w:t xml:space="preserve">1 → Bbio ; 2 → Ic construction ; 3 → Cep (usages réglementaires). Le Cep,nr distingue la part non renouvelable ; Ic énergie mesure leur impact carbone ; DH traduit l’inconfort d’été.</w:t>
       </w:r>
     </w:p>
     <w:tbl>
@@ -17709,7 +18069,21 @@
                 <w:sz w:val="26"/>
                 <w:szCs w:val="26"/>
               </w:rPr>
-              <w:t xml:space="preserve">• Aucun point à sourcer signalé dans la fiche de fabrication. La relecture métier des stations reste à faire.</w:t>
+              <w:t xml:space="preserve">• Vérifier le champ applicable au lieu, à l’usage et à la date du dossier.</w:t>
+            </w:r>
+          </w:p>
+          <w:p>
+            <w:pPr>
+              <w:spacing w:after="50" w:line="250"/>
+            </w:pPr>
+            <w:r>
+              <w:rPr>
+                <w:rFonts w:ascii="Calibri" w:cs="Calibri" w:eastAsia="Calibri" w:hAnsi="Calibri"/>
+                <w:color w:val="10233C"/>
+                <w:sz w:val="26"/>
+                <w:szCs w:val="26"/>
+              </w:rPr>
+              <w:t xml:space="preserve">• Les seuils modulés et la méthode détaillée ne sont pas enseignés dans cette initiation ; joindre une étude réelle avant tout contrôle chiffré.</w:t>
             </w:r>
           </w:p>
         </w:tc>
@@ -20408,7 +20782,7 @@
                 <w:sz w:val="26"/>
                 <w:szCs w:val="26"/>
               </w:rPr>
-              <w:t xml:space="preserve">Trois seuils, trois contrôles</w:t>
+              <w:t xml:space="preserve">Six indicateurs, sans compensation</w:t>
             </w:r>
             <w:r>
               <w:rPr>
@@ -22506,7 +22880,7 @@
           <w:sz w:val="26"/>
           <w:szCs w:val="26"/>
         </w:rPr>
-        <w:t xml:space="preserve">2. Par rapport à une machine posée au sol, de combien le niveau reçu augmente-t-il contre un mur, dans un angle, dans une cour intérieure ? Que gagne-t-on à sortir la machine de l'angle ? </w:t>
+        <w:t xml:space="preserve">2. Quels écarts la fiche AFPAC donne-t-elle pour un mur, un angle et une cour ? Quel gain entre l’angle et le sol dégagé à distance égale ? </w:t>
       </w:r>
       <w:r>
         <w:rPr>
@@ -22524,7 +22898,7 @@
           <w:sz w:val="26"/>
           <w:szCs w:val="26"/>
         </w:rPr>
-        <w:t xml:space="preserve">Contre un mur : + 3 dB(A) ; dans un angle : + 6 dB(A) ; dans une cour intérieure : + 9 dB(A) au moins (fiche AFPAC n° 1). Sortir de l'angle rapporte 6 dB(A), autant que doubler la distance.</w:t>
+        <w:t xml:space="preserve">Repères par rapport au sol dégagé : mur +3, angle +6, cour au moins +9 dB(A). Angle vers sol dégagé : gain de 6 dB ; angle vers un mur seul : 3 dB. Ces repères ne remplacent pas l’étude du site.</w:t>
       </w:r>
     </w:p>
     <w:p>
